--- a/livraison_dsi/DOCUMENTATION_TECHNIQUE_SWIFT_EXTRACTOR.docx
+++ b/livraison_dsi/DOCUMENTATION_TECHNIQUE_SWIFT_EXTRACTOR.docx
@@ -4933,10 +4933,7 @@
           </w:tcPr>
           <w:p>
             <w:r>
-              <w:rPr>
-                <w:sz w:val="18"/>
-              </w:rPr>
-              <w:t>Condition</w:t>
+              <w:t>Condition (règle 1)</w:t>
             </w:r>
           </w:p>
         </w:tc>
@@ -4946,10 +4943,7 @@
           </w:tcPr>
           <w:p>
             <w:r>
-              <w:rPr>
-                <w:sz w:val="18"/>
-              </w:rPr>
-              <w:t>Les 8 premiers caractères du code_donneur_dordre dans la liste forex</w:t>
+              <w:t>Les 8 premiers caractères du code_donneur_dordre figurent dans la liste des codes forex</w:t>
             </w:r>
           </w:p>
         </w:tc>
@@ -4961,10 +4955,7 @@
           </w:tcPr>
           <w:p>
             <w:r>
-              <w:rPr>
-                <w:sz w:val="18"/>
-              </w:rPr>
-              <w:t>Source codes forex</w:t>
+              <w:t>Condition (règle 2)</w:t>
             </w:r>
           </w:p>
         </w:tc>
@@ -4974,10 +4965,7 @@
           </w:tcPr>
           <w:p>
             <w:r>
-              <w:rPr>
-                <w:sz w:val="18"/>
-              </w:rPr>
-              <w:t>Feuille « forex » de bic_codes.xlsx (colonne A, ligne 2+)</w:t>
+              <w:t>Si la règle 1 échoue ET que le correspondant commence par CITIUS33 ET que la devise est USD : on cherche les codes forex dans le champ F50A du message (recherche de sous-chaîne)</w:t>
             </w:r>
           </w:p>
         </w:tc>
@@ -4992,6 +4980,34 @@
               <w:rPr>
                 <w:sz w:val="18"/>
               </w:rPr>
+              <w:t>Source codes forex</w:t>
+            </w:r>
+          </w:p>
+        </w:tc>
+        <w:tc>
+          <w:tcPr>
+            <w:tcW w:type="dxa" w:w="4320"/>
+          </w:tcPr>
+          <w:p>
+            <w:r>
+              <w:rPr>
+                <w:sz w:val="18"/>
+              </w:rPr>
+              <w:t>Feuille « forex » de bic_codes.xlsx (colonne A, ligne 2+)</w:t>
+            </w:r>
+          </w:p>
+        </w:tc>
+      </w:tr>
+      <w:tr>
+        <w:tc>
+          <w:tcPr>
+            <w:tcW w:type="dxa" w:w="4320"/>
+          </w:tcPr>
+          <w:p>
+            <w:r>
+              <w:rPr>
+                <w:sz w:val="18"/>
+              </w:rPr>
               <w:t>Action</w:t>
             </w:r>
           </w:p>
@@ -5011,6 +5027,15 @@
         </w:tc>
       </w:tr>
     </w:tbl>
+    <w:p>
+      <w:pPr/>
+      <w:r>
+        <w:rPr>
+          <w:i/>
+        </w:rPr>
+        <w:t xml:space="preserve">Note : La règle 2 (CITIUS33 + USD) permet de détecter les opérations forex lorsque le code donneur d'ordre extrait de F52A n'est pas dans la liste forex, mais que le champ F50A contient un code forex. Le donneur d'ordre issu de F52A est conservé tel quel.</w:t>
+      </w:r>
+    </w:p>
     <w:p>
       <w:pPr>
         <w:pStyle w:val="Heading2"/>
